--- a/pr-preview/pr-214/distributions.docx
+++ b/pr-preview/pr-214/distributions.docx
@@ -15,7 +15,7 @@
         <w:pStyle w:val="Date"/>
       </w:pPr>
       <w:r>
-        <w:t xml:space="preserve">Last modified: 2026-10-18 16:47:26 (PDT)</w:t>
+        <w:t xml:space="preserve">Last modified: 2026-10-18 21:56:25 (PDT)</w:t>
       </w:r>
     </w:p>
     <w:p>
@@ -3027,7 +3027,7 @@
         <w:t xml:space="preserve"> </w:t>
       </w:r>
       <w:r>
-        <w:t xml:space="preserve">Let</w:t>
+        <w:t xml:space="preserve">Let the number of ones be</w:t>
       </w:r>
       <w:r>
         <w:t xml:space="preserve"> </w:t>
@@ -21317,7 +21317,7 @@
     </w:p>
     <w:bookmarkEnd w:id="76"/>
     <w:bookmarkEnd w:id="77"/>
-    <w:bookmarkStart w:id="84" w:name="sec-nb-dist"/>
+    <w:bookmarkStart w:id="85" w:name="sec-nb-dist"/>
     <w:p>
       <w:pPr>
         <w:pStyle w:val="Heading2"/>
@@ -21917,7 +21917,7 @@
       </w:r>
     </w:p>
     <w:bookmarkEnd w:id="78"/>
-    <w:bookmarkStart w:id="79" w:name="thm-nb-poisson-limit"/>
+    <w:bookmarkStart w:id="80" w:name="thm-nb-poisson-limit"/>
     <w:p>
       <w:pPr>
         <w:pStyle w:val="BodyText"/>
@@ -21933,7 +21933,24 @@
         <w:t xml:space="preserve"> </w:t>
       </w:r>
       <w:r>
-        <w:t xml:space="preserve">Let</w:t>
+        <w:t xml:space="preserve">Let the</w:t>
+      </w:r>
+      <w:r>
+        <w:t xml:space="preserve"> </w:t>
+      </w:r>
+      <w:hyperlink r:id="rId79">
+        <w:r>
+          <w:rPr>
+            <w:rStyle w:val="Hyperlink"/>
+          </w:rPr>
+          <w:t xml:space="preserve">mean</w:t>
+        </w:r>
+      </w:hyperlink>
+      <w:r>
+        <w:t xml:space="preserve"> </w:t>
+      </w:r>
+      <w:r>
+        <w:t xml:space="preserve">be</w:t>
       </w:r>
       <w:r>
         <w:t xml:space="preserve"> </w:t>
@@ -22279,7 +22296,7 @@
         </m:oMath>
       </m:oMathPara>
     </w:p>
-    <w:bookmarkEnd w:id="79"/>
+    <w:bookmarkEnd w:id="80"/>
     <w:p>
       <w:pPr>
         <w:pStyle w:val="FirstParagraph"/>
@@ -22295,7 +22312,7 @@
         <w:t xml:space="preserve">. </w:t>
       </w:r>
       <w:r>
-        <w:t xml:space="preserve">Choose</w:t>
+        <w:t xml:space="preserve">Choose a count</w:t>
       </w:r>
       <w:r>
         <w:t xml:space="preserve"> </w:t>
@@ -24553,7 +24570,7 @@
         <w:t xml:space="preserve">PMF.</w:t>
       </w:r>
     </w:p>
-    <w:bookmarkStart w:id="80" w:name="thm-nb"/>
+    <w:bookmarkStart w:id="81" w:name="thm-nb"/>
     <w:p>
       <w:pPr>
         <w:pStyle w:val="BodyText"/>
@@ -24750,7 +24767,7 @@
         <w:t xml:space="preserve">​</w:t>
       </w:r>
     </w:p>
-    <w:bookmarkEnd w:id="80"/>
+    <w:bookmarkEnd w:id="81"/>
     <w:p>
       <w:pPr>
         <w:pStyle w:val="FirstParagraph"/>
@@ -26713,7 +26730,7 @@
       <w:r>
         <w:t xml:space="preserve"> </w:t>
       </w:r>
-      <w:hyperlink r:id="rId81">
+      <w:hyperlink r:id="rId82">
         <w:r>
           <w:rPr>
             <w:rStyle w:val="Hyperlink"/>
@@ -26730,7 +26747,7 @@
       <w:r>
         <w:t xml:space="preserve"> </w:t>
       </w:r>
-      <w:hyperlink r:id="rId82">
+      <w:hyperlink r:id="rId83">
         <w:r>
           <w:rPr>
             <w:rStyle w:val="Hyperlink"/>
@@ -27695,7 +27712,7 @@
         <w:t xml:space="preserve">.</w:t>
       </w:r>
     </w:p>
-    <w:bookmarkStart w:id="83" w:name="exm-nb"/>
+    <w:bookmarkStart w:id="84" w:name="exm-nb"/>
     <w:p>
       <w:pPr>
         <w:pStyle w:val="BodyText"/>
@@ -27888,9 +27905,9 @@
         <w:t xml:space="preserve">count with the same mean.</w:t>
       </w:r>
     </w:p>
-    <w:bookmarkEnd w:id="83"/>
     <w:bookmarkEnd w:id="84"/>
-    <w:bookmarkStart w:id="96" w:name="sec-laplace"/>
+    <w:bookmarkEnd w:id="85"/>
+    <w:bookmarkStart w:id="97" w:name="sec-laplace"/>
     <w:p>
       <w:pPr>
         <w:pStyle w:val="Heading2"/>
@@ -27899,7 +27916,7 @@
         <w:t xml:space="preserve">5 The Laplace distribution</w:t>
       </w:r>
     </w:p>
-    <w:bookmarkStart w:id="87" w:name="def-laplace"/>
+    <w:bookmarkStart w:id="88" w:name="def-laplace"/>
     <w:p>
       <w:pPr>
         <w:pStyle w:val="FirstParagraph"/>
@@ -28080,7 +28097,7 @@
       <w:r>
         <w:t xml:space="preserve"> </w:t>
       </w:r>
-      <w:hyperlink r:id="rId85">
+      <w:hyperlink r:id="rId86">
         <w:r>
           <w:rPr>
             <w:rStyle w:val="Hyperlink"/>
@@ -28096,7 +28113,7 @@
       <w:pPr>
         <w:pStyle w:val="BodyText"/>
       </w:pPr>
-      <w:bookmarkStart w:id="86" w:name="eq-laplace-pdf"/>
+      <w:bookmarkStart w:id="87" w:name="eq-laplace-pdf"/>
       <m:oMathPara>
         <m:oMathParaPr>
           <m:jc m:val="center"/>
@@ -28273,9 +28290,9 @@
           </m:r>
         </m:oMath>
       </m:oMathPara>
-      <w:bookmarkEnd w:id="86"/>
+      <w:bookmarkEnd w:id="87"/>
     </w:p>
-    <w:bookmarkEnd w:id="87"/>
+    <w:bookmarkEnd w:id="88"/>
     <w:p>
       <w:pPr>
         <w:pStyle w:val="FirstParagraph"/>
@@ -28437,7 +28454,7 @@
         <w:t xml:space="preserve">and decays more slowly in the tails.</w:t>
       </w:r>
     </w:p>
-    <w:bookmarkStart w:id="88" w:name="exm-laplace-density"/>
+    <w:bookmarkStart w:id="89" w:name="exm-laplace-density"/>
     <w:p>
       <w:pPr>
         <w:pStyle w:val="BodyText"/>
@@ -29183,8 +29200,8 @@
         <w:t xml:space="preserve">.</w:t>
       </w:r>
     </w:p>
-    <w:bookmarkEnd w:id="88"/>
-    <w:bookmarkStart w:id="90" w:name="thm-laplace-moments"/>
+    <w:bookmarkEnd w:id="89"/>
+    <w:bookmarkStart w:id="91" w:name="thm-laplace-moments"/>
     <w:p>
       <w:pPr>
         <w:pStyle w:val="BodyText"/>
@@ -29272,7 +29289,7 @@
       <w:pPr>
         <w:pStyle w:val="BodyText"/>
       </w:pPr>
-      <w:bookmarkStart w:id="89" w:name="eq-laplace-moments"/>
+      <w:bookmarkStart w:id="90" w:name="eq-laplace-moments"/>
       <m:oMathPara>
         <m:oMathParaPr>
           <m:jc m:val="center"/>
@@ -29397,9 +29414,9 @@
           </m:r>
         </m:oMath>
       </m:oMathPara>
-      <w:bookmarkEnd w:id="89"/>
+      <w:bookmarkEnd w:id="90"/>
     </w:p>
-    <w:bookmarkEnd w:id="90"/>
+    <w:bookmarkEnd w:id="91"/>
     <w:p>
       <w:pPr>
         <w:pStyle w:val="FirstParagraph"/>
@@ -30688,7 +30705,7 @@
         </m:oMath>
       </m:oMathPara>
     </w:p>
-    <w:bookmarkStart w:id="95" w:name="exm-laplace-vs-normal"/>
+    <w:bookmarkStart w:id="96" w:name="exm-laplace-vs-normal"/>
     <w:p>
       <w:pPr>
         <w:pStyle w:val="FirstParagraph"/>
@@ -31685,7 +31702,7 @@
       <w:tr>
         <w:tc>
           <w:tcPr/>
-          <w:bookmarkStart w:id="94" w:name="fig-laplace-vs-normal"/>
+          <w:bookmarkStart w:id="95" w:name="fig-laplace-vs-normal"/>
           <w:p>
             <w:pPr>
               <w:pStyle w:val="Compact"/>
@@ -31696,18 +31713,18 @@
                 <wp:inline>
                   <wp:extent cx="4620126" cy="3696101"/>
                   <wp:effectExtent b="0" l="0" r="0" t="0"/>
-                  <wp:docPr descr="" title="" id="92" name="Picture"/>
+                  <wp:docPr descr="" title="" id="93" name="Picture"/>
                   <a:graphic>
                     <a:graphicData uri="http://schemas.openxmlformats.org/drawingml/2006/picture">
                       <pic:pic>
                         <pic:nvPicPr>
-                          <pic:cNvPr descr="distributions_files/figure-docx/fig-laplace-vs-normal-1.png" id="93" name="Picture"/>
+                          <pic:cNvPr descr="distributions_files/figure-docx/fig-laplace-vs-normal-1.png" id="94" name="Picture"/>
                           <pic:cNvPicPr>
                             <a:picLocks noChangeArrowheads="1" noChangeAspect="1"/>
                           </pic:cNvPicPr>
                         </pic:nvPicPr>
                         <pic:blipFill>
-                          <a:blip r:embed="rId91"/>
+                          <a:blip r:embed="rId92"/>
                           <a:stretch>
                             <a:fillRect/>
                           </a:stretch>
@@ -31747,7 +31764,7 @@
               <w:t xml:space="preserve">Figure 3: Laplace and standard normal densities with the same mean (0) and variance (1)</w:t>
             </w:r>
           </w:p>
-          <w:bookmarkEnd w:id="94"/>
+          <w:bookmarkEnd w:id="95"/>
         </w:tc>
       </w:tr>
     </w:tbl>
@@ -32166,9 +32183,9 @@
         <w:t xml:space="preserve">standard deviations as the normal distribution does.</w:t>
       </w:r>
     </w:p>
-    <w:bookmarkEnd w:id="95"/>
     <w:bookmarkEnd w:id="96"/>
-    <w:bookmarkStart w:id="108" w:name="sec-weibull"/>
+    <w:bookmarkEnd w:id="97"/>
+    <w:bookmarkStart w:id="109" w:name="sec-weibull"/>
     <w:p>
       <w:pPr>
         <w:pStyle w:val="Heading2"/>
@@ -32177,7 +32194,7 @@
         <w:t xml:space="preserve">6 Weibull distribution</w:t>
       </w:r>
     </w:p>
-    <w:bookmarkStart w:id="98" w:name="def-weibull"/>
+    <w:bookmarkStart w:id="99" w:name="def-weibull"/>
     <w:p>
       <w:pPr>
         <w:pStyle w:val="FirstParagraph"/>
@@ -32280,7 +32297,7 @@
       <w:r>
         <w:t xml:space="preserve"> </w:t>
       </w:r>
-      <w:hyperlink r:id="rId97">
+      <w:hyperlink r:id="rId98">
         <w:r>
           <w:rPr>
             <w:rStyle w:val="Hyperlink"/>
@@ -32402,8 +32419,8 @@
         </m:oMath>
       </m:oMathPara>
     </w:p>
-    <w:bookmarkEnd w:id="98"/>
-    <w:bookmarkStart w:id="99" w:name="thm-weibull"/>
+    <w:bookmarkEnd w:id="99"/>
+    <w:bookmarkStart w:id="100" w:name="thm-weibull"/>
     <w:p>
       <w:pPr>
         <w:pStyle w:val="FirstParagraph"/>
@@ -32644,7 +32661,7 @@
         </m:oMath>
       </m:oMathPara>
     </w:p>
-    <w:bookmarkEnd w:id="99"/>
+    <w:bookmarkEnd w:id="100"/>
     <w:p>
       <w:pPr>
         <w:pStyle w:val="FirstParagraph"/>
@@ -32741,7 +32758,7 @@
       <w:r>
         <w:t xml:space="preserve">(</w:t>
       </w:r>
-      <w:hyperlink r:id="rId100">
+      <w:hyperlink r:id="rId101">
         <w:r>
           <w:rPr>
             <w:rStyle w:val="Hyperlink"/>
@@ -33021,7 +33038,7 @@
       <w:r>
         <w:t xml:space="preserve">(</w:t>
       </w:r>
-      <w:hyperlink r:id="rId101">
+      <w:hyperlink r:id="rId102">
         <w:r>
           <w:rPr>
             <w:rStyle w:val="Hyperlink"/>
@@ -33120,7 +33137,7 @@
       <w:r>
         <w:t xml:space="preserve">(</w:t>
       </w:r>
-      <w:hyperlink r:id="rId102">
+      <w:hyperlink r:id="rId103">
         <w:r>
           <w:rPr>
             <w:rStyle w:val="Hyperlink"/>
@@ -33698,7 +33715,7 @@
         <w:t xml:space="preserve">.</w:t>
       </w:r>
     </w:p>
-    <w:bookmarkStart w:id="103" w:name="thm-weibull-mean"/>
+    <w:bookmarkStart w:id="104" w:name="thm-weibull-mean"/>
     <w:p>
       <w:pPr>
         <w:pStyle w:val="BodyText"/>
@@ -33871,7 +33888,7 @@
         </m:oMath>
       </m:oMathPara>
     </w:p>
-    <w:bookmarkEnd w:id="103"/>
+    <w:bookmarkEnd w:id="104"/>
     <w:p>
       <w:pPr>
         <w:pStyle w:val="FirstParagraph"/>
@@ -33892,7 +33909,7 @@
       <w:r>
         <w:t xml:space="preserve"> </w:t>
       </w:r>
-      <w:hyperlink r:id="rId104">
+      <w:hyperlink r:id="rId105">
         <w:r>
           <w:rPr>
             <w:rStyle w:val="Hyperlink"/>
@@ -34707,7 +34724,7 @@
         </m:oMath>
       </m:oMathPara>
     </w:p>
-    <w:bookmarkStart w:id="105" w:name="cor-weibull-exponential"/>
+    <w:bookmarkStart w:id="106" w:name="cor-weibull-exponential"/>
     <w:p>
       <w:pPr>
         <w:pStyle w:val="FirstParagraph"/>
@@ -34839,7 +34856,7 @@
         <w:t xml:space="preserve">.</w:t>
       </w:r>
     </w:p>
-    <w:bookmarkEnd w:id="105"/>
+    <w:bookmarkEnd w:id="106"/>
     <w:p>
       <w:pPr>
         <w:pStyle w:val="BodyText"/>
@@ -35422,7 +35439,7 @@
         <w:t xml:space="preserve">.</w:t>
       </w:r>
     </w:p>
-    <w:bookmarkStart w:id="106" w:name="cor-weibull-hazard-monotone"/>
+    <w:bookmarkStart w:id="107" w:name="cor-weibull-hazard-monotone"/>
     <w:p>
       <w:pPr>
         <w:pStyle w:val="BodyText"/>
@@ -35645,7 +35662,7 @@
         </m:r>
       </m:oMath>
     </w:p>
-    <w:bookmarkEnd w:id="106"/>
+    <w:bookmarkEnd w:id="107"/>
     <w:p>
       <w:pPr>
         <w:pStyle w:val="FirstParagraph"/>
@@ -36273,7 +36290,7 @@
         <w:t xml:space="preserve">provides more flexibility than the exponential.</w:t>
       </w:r>
     </w:p>
-    <w:bookmarkStart w:id="107" w:name="exm-weibull"/>
+    <w:bookmarkStart w:id="108" w:name="exm-weibull"/>
     <w:p>
       <w:pPr>
         <w:pStyle w:val="BodyText"/>
@@ -36743,9 +36760,9 @@
         </m:oMath>
       </m:oMathPara>
     </w:p>
-    <w:bookmarkEnd w:id="107"/>
     <w:bookmarkEnd w:id="108"/>
-    <w:bookmarkStart w:id="143" w:name="sec-mvn"/>
+    <w:bookmarkEnd w:id="109"/>
+    <w:bookmarkStart w:id="144" w:name="sec-mvn"/>
     <w:p>
       <w:pPr>
         <w:pStyle w:val="Heading2"/>
@@ -36754,7 +36771,7 @@
         <w:t xml:space="preserve">7 The multivariate normal distribution</w:t>
       </w:r>
     </w:p>
-    <w:bookmarkStart w:id="112" w:name="def-mvn"/>
+    <w:bookmarkStart w:id="113" w:name="def-mvn"/>
     <w:p>
       <w:pPr>
         <w:pStyle w:val="FirstParagraph"/>
@@ -36894,7 +36911,7 @@
       <w:r>
         <w:t xml:space="preserve"> </w:t>
       </w:r>
-      <w:hyperlink r:id="rId109">
+      <w:hyperlink r:id="rId110">
         <w:r>
           <w:rPr>
             <w:rStyle w:val="Hyperlink"/>
@@ -37000,7 +37017,7 @@
       <w:r>
         <w:t xml:space="preserve"> </w:t>
       </w:r>
-      <w:hyperlink r:id="rId110">
+      <w:hyperlink r:id="rId111">
         <w:r>
           <w:rPr>
             <w:rStyle w:val="Hyperlink"/>
@@ -37066,7 +37083,7 @@
       <w:r>
         <w:t xml:space="preserve"> </w:t>
       </w:r>
-      <w:hyperlink r:id="rId111">
+      <w:hyperlink r:id="rId112">
         <w:r>
           <w:rPr>
             <w:rStyle w:val="Hyperlink"/>
@@ -37078,7 +37095,7 @@
         <w:t xml:space="preserve">.</w:t>
       </w:r>
     </w:p>
-    <w:bookmarkEnd w:id="112"/>
+    <w:bookmarkEnd w:id="113"/>
     <w:p>
       <w:pPr>
         <w:pStyle w:val="BodyText"/>
@@ -37124,7 +37141,7 @@
       <w:r>
         <w:t xml:space="preserve"> </w:t>
       </w:r>
-      <w:hyperlink r:id="rId113">
+      <w:hyperlink r:id="rId114">
         <w:r>
           <w:rPr>
             <w:rStyle w:val="Hyperlink"/>
@@ -37285,7 +37302,7 @@
       <w:r>
         <w:t xml:space="preserve">(</w:t>
       </w:r>
-      <w:hyperlink r:id="rId114">
+      <w:hyperlink r:id="rId115">
         <w:r>
           <w:rPr>
             <w:rStyle w:val="Hyperlink"/>
@@ -37346,7 +37363,7 @@
       <w:r>
         <w:t xml:space="preserve">(</w:t>
       </w:r>
-      <w:hyperlink r:id="rId115">
+      <w:hyperlink r:id="rId116">
         <w:r>
           <w:rPr>
             <w:rStyle w:val="Hyperlink"/>
@@ -37364,7 +37381,7 @@
         <w:t xml:space="preserve">so its square root is a positive number.</w:t>
       </w:r>
     </w:p>
-    <w:bookmarkStart w:id="116" w:name="thm-mvn-density-integral"/>
+    <w:bookmarkStart w:id="117" w:name="thm-mvn-density-integral"/>
     <w:p>
       <w:pPr>
         <w:pStyle w:val="FirstParagraph"/>
@@ -37453,8 +37470,8 @@
         <w:t xml:space="preserve">.</w:t>
       </w:r>
     </w:p>
-    <w:bookmarkEnd w:id="116"/>
-    <w:bookmarkStart w:id="119" w:name="thm-mvn-moments"/>
+    <w:bookmarkEnd w:id="117"/>
+    <w:bookmarkStart w:id="120" w:name="thm-mvn-moments"/>
     <w:p>
       <w:pPr>
         <w:pStyle w:val="BodyText"/>
@@ -37516,7 +37533,7 @@
       <w:r>
         <w:t xml:space="preserve"> </w:t>
       </w:r>
-      <w:hyperlink r:id="rId117">
+      <w:hyperlink r:id="rId118">
         <w:r>
           <w:rPr>
             <w:rStyle w:val="Hyperlink"/>
@@ -37548,7 +37565,7 @@
       <w:r>
         <w:t xml:space="preserve"> </w:t>
       </w:r>
-      <w:hyperlink r:id="rId118">
+      <w:hyperlink r:id="rId119">
         <w:r>
           <w:rPr>
             <w:rStyle w:val="Hyperlink"/>
@@ -37560,7 +37577,7 @@
         <w:t xml:space="preserve">).</w:t>
       </w:r>
     </w:p>
-    <w:bookmarkEnd w:id="119"/>
+    <w:bookmarkEnd w:id="120"/>
     <w:p>
       <w:pPr>
         <w:pStyle w:val="BodyText"/>
@@ -37619,7 +37636,7 @@
       <w:r>
         <w:t xml:space="preserve"> </w:t>
       </w:r>
-      <w:hyperlink r:id="rId120">
+      <w:hyperlink r:id="rId121">
         <w:r>
           <w:rPr>
             <w:rStyle w:val="Hyperlink"/>
@@ -37662,7 +37679,7 @@
       <w:r>
         <w:t xml:space="preserve"> </w:t>
       </w:r>
-      <w:hyperlink r:id="rId121">
+      <w:hyperlink r:id="rId122">
         <w:r>
           <w:rPr>
             <w:rStyle w:val="Hyperlink"/>
@@ -37682,7 +37699,7 @@
       <w:r>
         <w:t xml:space="preserve"> </w:t>
       </w:r>
-      <w:hyperlink r:id="rId122">
+      <w:hyperlink r:id="rId123">
         <w:r>
           <w:rPr>
             <w:rStyle w:val="Hyperlink"/>
@@ -37700,7 +37717,7 @@
         <w:t xml:space="preserve">which has no joint density.</w:t>
       </w:r>
     </w:p>
-    <w:bookmarkStart w:id="123" w:name="exm-mvn-univariate"/>
+    <w:bookmarkStart w:id="124" w:name="exm-mvn-univariate"/>
     <w:p>
       <w:pPr>
         <w:pStyle w:val="BodyText"/>
@@ -37904,7 +37921,7 @@
       <w:r>
         <w:t xml:space="preserve">(</w:t>
       </w:r>
-      <w:hyperlink r:id="rId110">
+      <w:hyperlink r:id="rId111">
         <w:r>
           <w:rPr>
             <w:rStyle w:val="Hyperlink"/>
@@ -38097,8 +38114,8 @@
         <w:t xml:space="preserve">.</w:t>
       </w:r>
     </w:p>
-    <w:bookmarkEnd w:id="123"/>
-    <w:bookmarkStart w:id="124" w:name="lem-mahalanobis-nonneg"/>
+    <w:bookmarkEnd w:id="124"/>
+    <w:bookmarkStart w:id="125" w:name="lem-mahalanobis-nonneg"/>
     <w:p>
       <w:pPr>
         <w:pStyle w:val="BodyText"/>
@@ -38197,7 +38214,7 @@
         <w:t xml:space="preserve">.</w:t>
       </w:r>
     </w:p>
-    <w:bookmarkEnd w:id="124"/>
+    <w:bookmarkEnd w:id="125"/>
     <w:p>
       <w:pPr>
         <w:pStyle w:val="BodyText"/>
@@ -38247,7 +38264,7 @@
       <w:r>
         <w:t xml:space="preserve">(</w:t>
       </w:r>
-      <w:hyperlink r:id="rId114">
+      <w:hyperlink r:id="rId115">
         <w:r>
           <w:rPr>
             <w:rStyle w:val="Hyperlink"/>
@@ -38291,7 +38308,7 @@
       <w:r>
         <w:t xml:space="preserve"> </w:t>
       </w:r>
-      <w:hyperlink r:id="rId109">
+      <w:hyperlink r:id="rId110">
         <w:r>
           <w:rPr>
             <w:rStyle w:val="Hyperlink"/>
@@ -38344,7 +38361,7 @@
         <w:t xml:space="preserve">.</w:t>
       </w:r>
     </w:p>
-    <w:bookmarkStart w:id="125" w:name="def-mahalanobis"/>
+    <w:bookmarkStart w:id="126" w:name="def-mahalanobis"/>
     <w:p>
       <w:pPr>
         <w:pStyle w:val="BodyText"/>
@@ -38485,7 +38502,7 @@
     $$</w:t>
       </w:r>
     </w:p>
-    <w:bookmarkEnd w:id="125"/>
+    <w:bookmarkEnd w:id="126"/>
     <w:p>
       <w:pPr>
         <w:pStyle w:val="FirstParagraph"/>
@@ -38533,7 +38550,7 @@
         <w:t xml:space="preserve">.</w:t>
       </w:r>
     </w:p>
-    <w:bookmarkStart w:id="126" w:name="cor-mvn-mahalanobis"/>
+    <w:bookmarkStart w:id="127" w:name="cor-mvn-mahalanobis"/>
     <w:p>
       <w:pPr>
         <w:pStyle w:val="BodyText"/>
@@ -38696,7 +38713,7 @@
         <w:t xml:space="preserve">.</w:t>
       </w:r>
     </w:p>
-    <w:bookmarkEnd w:id="126"/>
+    <w:bookmarkEnd w:id="127"/>
     <w:p>
       <w:pPr>
         <w:pStyle w:val="BodyText"/>
@@ -38873,7 +38890,7 @@
         <w:t xml:space="preserve">.</w:t>
       </w:r>
     </w:p>
-    <w:bookmarkStart w:id="128" w:name="exm-mahalanobis-special"/>
+    <w:bookmarkStart w:id="129" w:name="exm-mahalanobis-special"/>
     <w:p>
       <w:pPr>
         <w:pStyle w:val="BodyText"/>
@@ -38911,7 +38928,7 @@
       <w:r>
         <w:t xml:space="preserve"> </w:t>
       </w:r>
-      <w:hyperlink r:id="rId127">
+      <w:hyperlink r:id="rId128">
         <w:r>
           <w:rPr>
             <w:rStyle w:val="Hyperlink"/>
@@ -39130,7 +39147,7 @@
       <w:r>
         <w:t xml:space="preserve"> </w:t>
       </w:r>
-      <w:hyperlink r:id="rId111">
+      <w:hyperlink r:id="rId112">
         <w:r>
           <w:rPr>
             <w:rStyle w:val="Hyperlink"/>
@@ -39330,8 +39347,8 @@
         <w:t xml:space="preserve">in units of that coordinate’s standard deviation.</w:t>
       </w:r>
     </w:p>
-    <w:bookmarkEnd w:id="128"/>
-    <w:bookmarkStart w:id="129" w:name="thm-mvn-diagonal-indpt"/>
+    <w:bookmarkEnd w:id="129"/>
+    <w:bookmarkStart w:id="130" w:name="thm-mvn-diagonal-indpt"/>
     <w:p>
       <w:pPr>
         <w:pStyle w:val="BodyText"/>
@@ -39754,7 +39771,7 @@
         <w:t xml:space="preserve">.</w:t>
       </w:r>
     </w:p>
-    <w:bookmarkEnd w:id="129"/>
+    <w:bookmarkEnd w:id="130"/>
     <w:p>
       <w:pPr>
         <w:pStyle w:val="FirstParagraph"/>
@@ -39775,7 +39792,7 @@
       <w:r>
         <w:t xml:space="preserve"> </w:t>
       </w:r>
-      <w:hyperlink r:id="rId130">
+      <w:hyperlink r:id="rId131">
         <w:r>
           <w:rPr>
             <w:rStyle w:val="Hyperlink"/>
@@ -40128,7 +40145,7 @@
       <w:r>
         <w:t xml:space="preserve">(</w:t>
       </w:r>
-      <w:hyperlink r:id="rId131">
+      <w:hyperlink r:id="rId132">
         <w:r>
           <w:rPr>
             <w:rStyle w:val="Hyperlink"/>
@@ -40236,7 +40253,7 @@
       <w:r>
         <w:t xml:space="preserve">(</w:t>
       </w:r>
-      <w:hyperlink r:id="rId132">
+      <w:hyperlink r:id="rId133">
         <w:r>
           <w:rPr>
             <w:rStyle w:val="Hyperlink"/>
@@ -40282,7 +40299,7 @@
       <w:r>
         <w:t xml:space="preserve"> </w:t>
       </w:r>
-      <w:hyperlink r:id="rId133">
+      <w:hyperlink r:id="rId134">
         <w:r>
           <w:rPr>
             <w:rStyle w:val="Hyperlink"/>
@@ -40314,7 +40331,7 @@
         <w:t xml:space="preserve">variables as its remark describes.</w:t>
       </w:r>
     </w:p>
-    <w:bookmarkStart w:id="134" w:name="cor-mvn-uncorrelated-indpt"/>
+    <w:bookmarkStart w:id="135" w:name="cor-mvn-uncorrelated-indpt"/>
     <w:p>
       <w:pPr>
         <w:pStyle w:val="BodyText"/>
@@ -40522,7 +40539,7 @@
         <w:t xml:space="preserve">.</w:t>
       </w:r>
     </w:p>
-    <w:bookmarkEnd w:id="134"/>
+    <w:bookmarkEnd w:id="135"/>
     <w:p>
       <w:pPr>
         <w:pStyle w:val="BodyText"/>
@@ -40664,7 +40681,7 @@
       <w:r>
         <w:t xml:space="preserve">(</w:t>
       </w:r>
-      <w:hyperlink r:id="rId135">
+      <w:hyperlink r:id="rId136">
         <w:r>
           <w:rPr>
             <w:rStyle w:val="Hyperlink"/>
@@ -40847,7 +40864,7 @@
       <w:r>
         <w:t xml:space="preserve">(</w:t>
       </w:r>
-      <w:hyperlink r:id="rId132">
+      <w:hyperlink r:id="rId133">
         <w:r>
           <w:rPr>
             <w:rStyle w:val="Hyperlink"/>
@@ -41046,7 +41063,7 @@
       <w:r>
         <w:t xml:space="preserve"> </w:t>
       </w:r>
-      <w:hyperlink r:id="rId136">
+      <w:hyperlink r:id="rId137">
         <w:r>
           <w:rPr>
             <w:rStyle w:val="Hyperlink"/>
@@ -41188,7 +41205,7 @@
       <w:r>
         <w:t xml:space="preserve">(</w:t>
       </w:r>
-      <w:hyperlink r:id="rId137">
+      <w:hyperlink r:id="rId138">
         <w:r>
           <w:rPr>
             <w:rStyle w:val="Hyperlink"/>
@@ -41234,7 +41251,7 @@
       <w:r>
         <w:t xml:space="preserve">(</w:t>
       </w:r>
-      <w:hyperlink r:id="rId138">
+      <w:hyperlink r:id="rId139">
         <w:r>
           <w:rPr>
             <w:rStyle w:val="Hyperlink"/>
@@ -41246,7 +41263,7 @@
         <w:t xml:space="preserve">).</w:t>
       </w:r>
     </w:p>
-    <w:bookmarkStart w:id="140" w:name="thm-mahalanobis-eigen"/>
+    <w:bookmarkStart w:id="141" w:name="thm-mahalanobis-eigen"/>
     <w:p>
       <w:pPr>
         <w:pStyle w:val="BodyText"/>
@@ -41284,7 +41301,7 @@
       <w:r>
         <w:t xml:space="preserve"> </w:t>
       </w:r>
-      <w:hyperlink r:id="rId139">
+      <w:hyperlink r:id="rId140">
         <w:r>
           <w:rPr>
             <w:rStyle w:val="Hyperlink"/>
@@ -41461,7 +41478,7 @@
     $$</w:t>
       </w:r>
     </w:p>
-    <w:bookmarkEnd w:id="140"/>
+    <w:bookmarkEnd w:id="141"/>
     <w:p>
       <w:pPr>
         <w:pStyle w:val="FirstParagraph"/>
@@ -41523,7 +41540,7 @@
       <w:r>
         <w:t xml:space="preserve"> </w:t>
       </w:r>
-      <w:hyperlink r:id="rId114">
+      <w:hyperlink r:id="rId115">
         <w:r>
           <w:rPr>
             <w:rStyle w:val="Hyperlink"/>
@@ -41874,7 +41891,7 @@
         <w:t xml:space="preserve">.</w:t>
       </w:r>
     </w:p>
-    <w:bookmarkStart w:id="142" w:name="exm-mahalanobis-eigen"/>
+    <w:bookmarkStart w:id="143" w:name="exm-mahalanobis-eigen"/>
     <w:p>
       <w:pPr>
         <w:pStyle w:val="BodyText"/>
@@ -42039,7 +42056,7 @@
       <w:r>
         <w:t xml:space="preserve">(</w:t>
       </w:r>
-      <w:hyperlink r:id="rId141">
+      <w:hyperlink r:id="rId142">
         <w:r>
           <w:rPr>
             <w:rStyle w:val="Hyperlink"/>
@@ -42580,8 +42597,8 @@
         <w:t xml:space="preserve">are positively correlated.</w:t>
       </w:r>
     </w:p>
-    <w:bookmarkEnd w:id="142"/>
     <w:bookmarkEnd w:id="143"/>
+    <w:bookmarkEnd w:id="144"/>
     <w:bookmarkStart w:id="158" w:name="sec-mixture"/>
     <w:p>
       <w:pPr>
@@ -42591,7 +42608,7 @@
         <w:t xml:space="preserve">8 Mixture distributions</w:t>
       </w:r>
     </w:p>
-    <w:bookmarkStart w:id="144" w:name="def-mixture"/>
+    <w:bookmarkStart w:id="145" w:name="def-mixture"/>
     <w:p>
       <w:pPr>
         <w:pStyle w:val="FirstParagraph"/>
@@ -43175,8 +43192,8 @@
         </m:oMath>
       </m:oMathPara>
     </w:p>
-    <w:bookmarkEnd w:id="144"/>
-    <w:bookmarkStart w:id="145" w:name="def-mixture-component"/>
+    <w:bookmarkEnd w:id="145"/>
+    <w:bookmarkStart w:id="146" w:name="def-mixture-component"/>
     <w:p>
       <w:pPr>
         <w:pStyle w:val="FirstParagraph"/>
@@ -43278,8 +43295,8 @@
         <w:t xml:space="preserve">.</w:t>
       </w:r>
     </w:p>
-    <w:bookmarkEnd w:id="145"/>
-    <w:bookmarkStart w:id="148" w:name="thm-mixture-two-stage"/>
+    <w:bookmarkEnd w:id="146"/>
+    <w:bookmarkStart w:id="149" w:name="thm-mixture-two-stage"/>
     <w:p>
       <w:pPr>
         <w:pStyle w:val="BodyText"/>
@@ -43340,7 +43357,7 @@
       <w:r>
         <w:t xml:space="preserve"> </w:t>
       </w:r>
-      <w:hyperlink r:id="rId146">
+      <w:hyperlink r:id="rId147">
         <w:r>
           <w:rPr>
             <w:rStyle w:val="Hyperlink"/>
@@ -43729,7 +43746,7 @@
       <w:r>
         <w:t xml:space="preserve"> </w:t>
       </w:r>
-      <w:hyperlink r:id="rId147">
+      <w:hyperlink r:id="rId148">
         <w:r>
           <w:rPr>
             <w:rStyle w:val="Hyperlink"/>
@@ -43857,7 +43874,7 @@
         <w:t xml:space="preserve">.</w:t>
       </w:r>
     </w:p>
-    <w:bookmarkEnd w:id="148"/>
+    <w:bookmarkEnd w:id="149"/>
     <w:p>
       <w:pPr>
         <w:pStyle w:val="FirstParagraph"/>
@@ -43878,7 +43895,7 @@
       <w:r>
         <w:t xml:space="preserve"> </w:t>
       </w:r>
-      <w:hyperlink r:id="rId149">
+      <w:hyperlink r:id="rId150">
         <w:r>
           <w:rPr>
             <w:rStyle w:val="Hyperlink"/>
@@ -44102,7 +44119,7 @@
       <w:r>
         <w:t xml:space="preserve"> </w:t>
       </w:r>
-      <w:hyperlink r:id="rId147">
+      <w:hyperlink r:id="rId148">
         <w:r>
           <w:rPr>
             <w:rStyle w:val="Hyperlink"/>
@@ -45013,7 +45030,7 @@
       <w:r>
         <w:t xml:space="preserve"> </w:t>
       </w:r>
-      <w:hyperlink r:id="rId85">
+      <w:hyperlink r:id="rId86">
         <w:r>
           <w:rPr>
             <w:rStyle w:val="Hyperlink"/>
@@ -45274,7 +45291,7 @@
         <w:t xml:space="preserve">.</w:t>
       </w:r>
     </w:p>
-    <w:bookmarkStart w:id="150" w:name="thm-mixture-mean"/>
+    <w:bookmarkStart w:id="151" w:name="thm-mixture-mean"/>
     <w:p>
       <w:pPr>
         <w:pStyle w:val="BodyText"/>
@@ -45588,7 +45605,7 @@
         </m:oMath>
       </m:oMathPara>
     </w:p>
-    <w:bookmarkEnd w:id="150"/>
+    <w:bookmarkEnd w:id="151"/>
     <w:p>
       <w:pPr>
         <w:pStyle w:val="FirstParagraph"/>
@@ -46437,7 +46454,7 @@
       <w:r>
         <w:t xml:space="preserve"> </w:t>
       </w:r>
-      <w:hyperlink r:id="rId151">
+      <w:hyperlink r:id="rId79">
         <w:r>
           <w:rPr>
             <w:rStyle w:val="Hyperlink"/>
@@ -46829,7 +46846,7 @@
       <w:r>
         <w:t xml:space="preserve"> </w:t>
       </w:r>
-      <w:hyperlink r:id="rId147">
+      <w:hyperlink r:id="rId148">
         <w:r>
           <w:rPr>
             <w:rStyle w:val="Hyperlink"/>
@@ -47948,7 +47965,7 @@
       <w:r>
         <w:t xml:space="preserve"> </w:t>
       </w:r>
-      <w:hyperlink r:id="rId120">
+      <w:hyperlink r:id="rId121">
         <w:r>
           <w:rPr>
             <w:rStyle w:val="Hyperlink"/>

--- a/pr-preview/pr-214/distributions.docx
+++ b/pr-preview/pr-214/distributions.docx
@@ -15,7 +15,7 @@
         <w:pStyle w:val="Date"/>
       </w:pPr>
       <w:r>
-        <w:t xml:space="preserve">Last modified: 2026-10-18 21:56:25 (PDT)</w:t>
+        <w:t xml:space="preserve">Last modified: 2026-10-18 22:11:43 (PDT)</w:t>
       </w:r>
     </w:p>
     <w:p>
@@ -3027,7 +3027,7 @@
         <w:t xml:space="preserve"> </w:t>
       </w:r>
       <w:r>
-        <w:t xml:space="preserve">Let the number of ones be</w:t>
+        <w:t xml:space="preserve">Let</w:t>
       </w:r>
       <w:r>
         <w:t xml:space="preserve"> </w:t>
@@ -3090,6 +3090,20 @@
         </m:d>
         <m:r>
           <m:t>​</m:t>
+        </m:r>
+      </m:oMath>
+      <w:r>
+        <w:t xml:space="preserve"> </w:t>
+      </w:r>
+      <w:r>
+        <w:t xml:space="preserve">be a value of</w:t>
+      </w:r>
+      <w:r>
+        <w:t xml:space="preserve"> </w:t>
+      </w:r>
+      <m:oMath>
+        <m:r>
+          <m:t>S</m:t>
         </m:r>
       </m:oMath>
       <w:r>
@@ -21933,7 +21947,7 @@
         <w:t xml:space="preserve"> </w:t>
       </w:r>
       <w:r>
-        <w:t xml:space="preserve">Let the</w:t>
+        <w:t xml:space="preserve">Let the population</w:t>
       </w:r>
       <w:r>
         <w:t xml:space="preserve"> </w:t>
@@ -22312,7 +22326,7 @@
         <w:t xml:space="preserve">. </w:t>
       </w:r>
       <w:r>
-        <w:t xml:space="preserve">Choose a count</w:t>
+        <w:t xml:space="preserve">Choose a value</w:t>
       </w:r>
       <w:r>
         <w:t xml:space="preserve"> </w:t>
@@ -22321,6 +22335,29 @@
         <m:r>
           <m:t>y</m:t>
         </m:r>
+      </m:oMath>
+      <w:r>
+        <w:t xml:space="preserve"> </w:t>
+      </w:r>
+      <w:r>
+        <w:t xml:space="preserve">of</w:t>
+      </w:r>
+      <w:r>
+        <w:t xml:space="preserve"> </w:t>
+      </w:r>
+      <m:oMath>
+        <m:sSub>
+          <m:e>
+            <m:r>
+              <m:t>Y</m:t>
+            </m:r>
+          </m:e>
+          <m:sub>
+            <m:r>
+              <m:t>ρ</m:t>
+            </m:r>
+          </m:sub>
+        </m:sSub>
       </m:oMath>
       <w:r>
         <w:t xml:space="preserve">.</w:t>

--- a/pr-preview/pr-214/distributions.docx
+++ b/pr-preview/pr-214/distributions.docx
@@ -15,7 +15,7 @@
         <w:pStyle w:val="Date"/>
       </w:pPr>
       <w:r>
-        <w:t xml:space="preserve">Last modified: 2026-10-18 22:11:43 (PDT)</w:t>
+        <w:t xml:space="preserve">Last modified: 2026-10-19 00:02:54 (PDT)</w:t>
       </w:r>
     </w:p>
     <w:p>
